--- a/Pres+report/reference.docx
+++ b/Pres+report/reference.docx
@@ -1695,6 +1695,138 @@
     <w:name w:val="NormalTok"/>
     <w:basedOn w:val="VerbatimChar"/>
     <w:rPr/>
+  </w:style>
+  <w:style w:type="paragraph" w:customStyle="1" w:styleId="CoverLogos">
+    <w:name w:val="CoverLogos"/>
+    <w:basedOn w:val="Normal"/>
+    <w:pPr>
+      <w:spacing w:after="480" w:before="0"/>
+      <w:jc w:val="center"/>
+    </w:pPr>
+    <w:rPr>
+      <w:b w:val="0"/>
+      <w:i w:val="0"/>
+      <w:caps w:val="0"/>
+      <w:sz w:val="22"/>
+    </w:rPr>
+  </w:style>
+  <w:style w:type="paragraph" w:customStyle="1" w:styleId="CoverSchool">
+    <w:name w:val="CoverSchool"/>
+    <w:basedOn w:val="Normal"/>
+    <w:pPr>
+      <w:spacing w:after="40" w:before="0"/>
+      <w:jc w:val="center"/>
+    </w:pPr>
+    <w:rPr>
+      <w:b/>
+      <w:i w:val="0"/>
+      <w:caps w:val="0"/>
+      <w:color w:val="1F5C34"/>
+      <w:sz w:val="30"/>
+    </w:rPr>
+  </w:style>
+  <w:style w:type="paragraph" w:customStyle="1" w:styleId="CoverSub">
+    <w:name w:val="CoverSub"/>
+    <w:basedOn w:val="Normal"/>
+    <w:pPr>
+      <w:spacing w:after="360" w:before="0"/>
+      <w:jc w:val="center"/>
+    </w:pPr>
+    <w:rPr>
+      <w:b w:val="0"/>
+      <w:i/>
+      <w:caps w:val="0"/>
+      <w:color w:val="595959"/>
+      <w:sz w:val="21"/>
+    </w:rPr>
+  </w:style>
+  <w:style w:type="paragraph" w:customStyle="1" w:styleId="CoverKind">
+    <w:name w:val="CoverKind"/>
+    <w:basedOn w:val="Normal"/>
+    <w:pPr>
+      <w:spacing w:after="40" w:before="0"/>
+      <w:jc w:val="center"/>
+    </w:pPr>
+    <w:rPr>
+      <w:b/>
+      <w:i w:val="0"/>
+      <w:caps w:val="0"/>
+      <w:sz w:val="24"/>
+    </w:rPr>
+  </w:style>
+  <w:style w:type="paragraph" w:customStyle="1" w:styleId="CoverKindSub">
+    <w:name w:val="CoverKindSub"/>
+    <w:basedOn w:val="Normal"/>
+    <w:pPr>
+      <w:spacing w:after="520" w:before="0"/>
+      <w:jc w:val="center"/>
+    </w:pPr>
+    <w:rPr>
+      <w:b w:val="0"/>
+      <w:i/>
+      <w:caps w:val="0"/>
+      <w:color w:val="595959"/>
+      <w:sz w:val="21"/>
+    </w:rPr>
+  </w:style>
+  <w:style w:type="paragraph" w:customStyle="1" w:styleId="CoverTitle">
+    <w:name w:val="CoverTitle"/>
+    <w:basedOn w:val="Normal"/>
+    <w:pPr>
+      <w:spacing w:after="160" w:before="0"/>
+      <w:jc w:val="center"/>
+    </w:pPr>
+    <w:rPr>
+      <w:b/>
+      <w:i w:val="0"/>
+      <w:caps w:val="0"/>
+      <w:color w:val="14304A"/>
+      <w:sz w:val="38"/>
+    </w:rPr>
+  </w:style>
+  <w:style w:type="paragraph" w:customStyle="1" w:styleId="CoverSubtitle">
+    <w:name w:val="CoverSubtitle"/>
+    <w:basedOn w:val="Normal"/>
+    <w:pPr>
+      <w:spacing w:after="520" w:before="0"/>
+      <w:jc w:val="center"/>
+    </w:pPr>
+    <w:rPr>
+      <w:b w:val="0"/>
+      <w:i w:val="0"/>
+      <w:caps w:val="0"/>
+      <w:color w:val="2F5C7A"/>
+      <w:sz w:val="26"/>
+    </w:rPr>
+  </w:style>
+  <w:style w:type="paragraph" w:customStyle="1" w:styleId="CoverMeta">
+    <w:name w:val="CoverMeta"/>
+    <w:basedOn w:val="Normal"/>
+    <w:pPr>
+      <w:spacing w:after="60" w:before="0"/>
+      <w:jc w:val="center"/>
+    </w:pPr>
+    <w:rPr>
+      <w:b w:val="0"/>
+      <w:i w:val="0"/>
+      <w:caps w:val="0"/>
+      <w:sz w:val="22"/>
+    </w:rPr>
+  </w:style>
+  <w:style w:type="paragraph" w:customStyle="1" w:styleId="CoverFoot">
+    <w:name w:val="CoverFoot"/>
+    <w:basedOn w:val="Normal"/>
+    <w:pPr>
+      <w:spacing w:after="40" w:before="0"/>
+      <w:jc w:val="center"/>
+    </w:pPr>
+    <w:rPr>
+      <w:b w:val="0"/>
+      <w:i/>
+      <w:caps w:val="0"/>
+      <w:color w:val="595959"/>
+      <w:sz w:val="20"/>
+    </w:rPr>
   </w:style>
 </w:styles>
 </file>
